--- a/src/ReaderApp/data/2024_sem2/master.docx
+++ b/src/ReaderApp/data/2024_sem2/master.docx
@@ -879,7 +879,27 @@
                 <w:sz w:val="28"/>
                 <w:szCs w:val="20"/>
               </w:rPr>
-              <w:t>Sem. I</w:t>
+              <w:t>Se</w:t>
+            </w:r>
+            <w:r>
+              <w:rPr>
+                <w:rFonts w:ascii="Times New Roman" w:eastAsia="Times New Roman" w:hAnsi="Times New Roman" w:cs="Times New Roman"/>
+                <w:b/>
+                <w:noProof/>
+                <w:sz w:val="28"/>
+                <w:szCs w:val="20"/>
+              </w:rPr>
+              <w:t>m.</w:t>
+            </w:r>
+            <w:r>
+              <w:rPr>
+                <w:rFonts w:ascii="Times New Roman" w:eastAsia="Times New Roman" w:hAnsi="Times New Roman" w:cs="Times New Roman"/>
+                <w:b/>
+                <w:noProof/>
+                <w:sz w:val="28"/>
+                <w:szCs w:val="20"/>
+              </w:rPr>
+              <w:t xml:space="preserve"> I</w:t>
             </w:r>
             <w:r>
               <w:rPr>
@@ -1368,7 +1388,21 @@
                 <w:rFonts w:ascii="Times New Roman" w:eastAsia="Times New Roman" w:hAnsi="Times New Roman" w:cs="Times New Roman"/>
                 <w:noProof/>
               </w:rPr>
-              <w:t>Analiza datelor statistice multi-dimensionale (lab)</w:t>
+              <w:t>Analiza datelor statistice</w:t>
+            </w:r>
+            <w:r>
+              <w:rPr>
+                <w:rFonts w:ascii="Times New Roman" w:eastAsia="Times New Roman" w:hAnsi="Times New Roman" w:cs="Times New Roman"/>
+                <w:noProof/>
+              </w:rPr>
+              <w:t xml:space="preserve"> </w:t>
+            </w:r>
+            <w:r>
+              <w:rPr>
+                <w:rFonts w:ascii="Times New Roman" w:eastAsia="Times New Roman" w:hAnsi="Times New Roman" w:cs="Times New Roman"/>
+                <w:noProof/>
+              </w:rPr>
+              <w:t>multi-dimensionale (lab)</w:t>
             </w:r>
           </w:p>
           <w:p>
@@ -1917,15 +1951,7 @@
                 <w:rFonts w:ascii="Times New Roman" w:eastAsia="Times New Roman" w:hAnsi="Times New Roman" w:cs="Times New Roman"/>
                 <w:noProof/>
               </w:rPr>
-              <w:t xml:space="preserve">Operatori liniari </w:t>
-            </w:r>
-            <w:r>
-              <w:rPr>
-                <w:rFonts w:ascii="Times New Roman" w:eastAsia="Times New Roman" w:hAnsi="Times New Roman" w:cs="Times New Roman"/>
-                <w:noProof/>
-              </w:rPr>
-              <w:br/>
-              <w:t xml:space="preserve">şi aplicaţii (curs) </w:t>
+              <w:t xml:space="preserve">Operatori liniari şi aplicaţii (curs) </w:t>
             </w:r>
           </w:p>
           <w:p>
@@ -2265,15 +2291,7 @@
                 <w:rFonts w:ascii="Times New Roman" w:eastAsia="Times New Roman" w:hAnsi="Times New Roman" w:cs="Times New Roman"/>
                 <w:noProof/>
               </w:rPr>
-              <w:t xml:space="preserve">Operatori liniari </w:t>
-            </w:r>
-            <w:r>
-              <w:rPr>
-                <w:rFonts w:ascii="Times New Roman" w:eastAsia="Times New Roman" w:hAnsi="Times New Roman" w:cs="Times New Roman"/>
-                <w:noProof/>
-              </w:rPr>
-              <w:br/>
-              <w:t>şi aplicaţii (sem,</w:t>
+              <w:t>Operatori liniari şi aplicaţii (sem,</w:t>
             </w:r>
             <w:r>
               <w:t xml:space="preserve"> </w:t>
@@ -2345,7 +2363,21 @@
                 <w:rFonts w:ascii="Times New Roman" w:eastAsia="Times New Roman" w:hAnsi="Times New Roman" w:cs="Times New Roman"/>
                 <w:noProof/>
               </w:rPr>
-              <w:t xml:space="preserve">Sisteme de prelucrare a lucrărilor științifice (lab, </w:t>
+              <w:t>Sisteme de prelucrare a</w:t>
+            </w:r>
+            <w:r>
+              <w:rPr>
+                <w:rFonts w:ascii="Times New Roman" w:eastAsia="Times New Roman" w:hAnsi="Times New Roman" w:cs="Times New Roman"/>
+                <w:noProof/>
+              </w:rPr>
+              <w:t xml:space="preserve"> </w:t>
+            </w:r>
+            <w:r>
+              <w:rPr>
+                <w:rFonts w:ascii="Times New Roman" w:eastAsia="Times New Roman" w:hAnsi="Times New Roman" w:cs="Times New Roman"/>
+                <w:noProof/>
+              </w:rPr>
+              <w:t xml:space="preserve">lucrărilor științifice (lab, </w:t>
             </w:r>
             <w:r>
               <w:rPr>
@@ -2606,7 +2638,49 @@
                 <w:rFonts w:ascii="Times New Roman" w:eastAsia="Times New Roman" w:hAnsi="Times New Roman" w:cs="Times New Roman"/>
                 <w:noProof/>
               </w:rPr>
-              <w:t>Met. Cercet, Operaţ, în fundam, deciziilor (curs)</w:t>
+              <w:t>Met. Cercet</w:t>
+            </w:r>
+            <w:r>
+              <w:rPr>
+                <w:rFonts w:ascii="Times New Roman" w:eastAsia="Times New Roman" w:hAnsi="Times New Roman" w:cs="Times New Roman"/>
+                <w:noProof/>
+              </w:rPr>
+              <w:t>.</w:t>
+            </w:r>
+            <w:r>
+              <w:rPr>
+                <w:rFonts w:ascii="Times New Roman" w:eastAsia="Times New Roman" w:hAnsi="Times New Roman" w:cs="Times New Roman"/>
+                <w:noProof/>
+              </w:rPr>
+              <w:t xml:space="preserve"> Operaţ</w:t>
+            </w:r>
+            <w:r>
+              <w:rPr>
+                <w:rFonts w:ascii="Times New Roman" w:eastAsia="Times New Roman" w:hAnsi="Times New Roman" w:cs="Times New Roman"/>
+                <w:noProof/>
+              </w:rPr>
+              <w:t>.</w:t>
+            </w:r>
+            <w:r>
+              <w:rPr>
+                <w:rFonts w:ascii="Times New Roman" w:eastAsia="Times New Roman" w:hAnsi="Times New Roman" w:cs="Times New Roman"/>
+                <w:noProof/>
+              </w:rPr>
+              <w:t xml:space="preserve"> în fundam</w:t>
+            </w:r>
+            <w:r>
+              <w:rPr>
+                <w:rFonts w:ascii="Times New Roman" w:eastAsia="Times New Roman" w:hAnsi="Times New Roman" w:cs="Times New Roman"/>
+                <w:noProof/>
+              </w:rPr>
+              <w:t>.</w:t>
+            </w:r>
+            <w:r>
+              <w:rPr>
+                <w:rFonts w:ascii="Times New Roman" w:eastAsia="Times New Roman" w:hAnsi="Times New Roman" w:cs="Times New Roman"/>
+                <w:noProof/>
+              </w:rPr>
+              <w:t xml:space="preserve"> deciziilor (curs)</w:t>
             </w:r>
           </w:p>
           <w:p>
@@ -3021,7 +3095,35 @@
                 <w:rFonts w:ascii="Times New Roman" w:eastAsia="Times New Roman" w:hAnsi="Times New Roman" w:cs="Times New Roman"/>
                 <w:noProof/>
               </w:rPr>
-              <w:t xml:space="preserve">Met. Cercet, Operaţ, în </w:t>
+              <w:t>Met. Cercet</w:t>
+            </w:r>
+            <w:r>
+              <w:rPr>
+                <w:rFonts w:ascii="Times New Roman" w:eastAsia="Times New Roman" w:hAnsi="Times New Roman" w:cs="Times New Roman"/>
+                <w:noProof/>
+              </w:rPr>
+              <w:t>.</w:t>
+            </w:r>
+            <w:r>
+              <w:rPr>
+                <w:rFonts w:ascii="Times New Roman" w:eastAsia="Times New Roman" w:hAnsi="Times New Roman" w:cs="Times New Roman"/>
+                <w:noProof/>
+              </w:rPr>
+              <w:t xml:space="preserve"> Operaţ</w:t>
+            </w:r>
+            <w:r>
+              <w:rPr>
+                <w:rFonts w:ascii="Times New Roman" w:eastAsia="Times New Roman" w:hAnsi="Times New Roman" w:cs="Times New Roman"/>
+                <w:noProof/>
+              </w:rPr>
+              <w:t>.</w:t>
+            </w:r>
+            <w:r>
+              <w:rPr>
+                <w:rFonts w:ascii="Times New Roman" w:eastAsia="Times New Roman" w:hAnsi="Times New Roman" w:cs="Times New Roman"/>
+                <w:noProof/>
+              </w:rPr>
+              <w:t xml:space="preserve"> în </w:t>
             </w:r>
             <w:r>
               <w:rPr>
@@ -3035,7 +3137,21 @@
                 <w:rFonts w:ascii="Times New Roman" w:eastAsia="Times New Roman" w:hAnsi="Times New Roman" w:cs="Times New Roman"/>
                 <w:noProof/>
               </w:rPr>
-              <w:t>fund, deciziilor (sem,</w:t>
+              <w:t>fund</w:t>
+            </w:r>
+            <w:r>
+              <w:rPr>
+                <w:rFonts w:ascii="Times New Roman" w:eastAsia="Times New Roman" w:hAnsi="Times New Roman" w:cs="Times New Roman"/>
+                <w:noProof/>
+              </w:rPr>
+              <w:t>.</w:t>
+            </w:r>
+            <w:r>
+              <w:rPr>
+                <w:rFonts w:ascii="Times New Roman" w:eastAsia="Times New Roman" w:hAnsi="Times New Roman" w:cs="Times New Roman"/>
+                <w:noProof/>
+              </w:rPr>
+              <w:t xml:space="preserve"> deciziilor (sem,</w:t>
             </w:r>
             <w:r>
               <w:t xml:space="preserve"> </w:t>
